--- a/НИР_ЭДО_ПОЛНЫЙ_АРХИВ/03_ЭДО_в_целом/01_Первый_комплект/01_ЕС_eIDAS_ЭДО.docx
+++ b/НИР_ЭДО_ПОЛНЫЙ_АРХИВ/03_ЭДО_в_целом/01_Первый_комплект/01_ЕС_eIDAS_ЭДО.docx
@@ -11,6 +11,7 @@
         <w:rPr>
           <w:rFonts w:ascii="Calibri" w:hAnsi="Calibri" w:eastAsia="Calibri"/>
           <w:b/>
+          <w:i w:val="0"/>
           <w:color w:val="1F4E79"/>
           <w:sz w:val="44"/>
         </w:rPr>
@@ -25,10 +26,26 @@
         <w:rPr>
           <w:rFonts w:ascii="Calibri" w:hAnsi="Calibri" w:eastAsia="Calibri"/>
           <w:b w:val="0"/>
+          <w:i w:val="0"/>
           <w:color w:val="535353"/>
           <w:sz w:val="26"/>
         </w:rPr>
         <w:t>Сравнительный обзор с Российской Федерацией</w:t>
+      </w:r>
+    </w:p>
+    <w:p>
+      <w:pPr>
+        <w:spacing w:after="160"/>
+      </w:pPr>
+      <w:r>
+        <w:rPr>
+          <w:rFonts w:ascii="Calibri" w:hAnsi="Calibri" w:eastAsia="Calibri"/>
+          <w:b w:val="0"/>
+          <w:i w:val="0"/>
+          <w:color w:val="535353"/>
+          <w:sz w:val="22"/>
+        </w:rPr>
+        <w:t>Сравнительный анализ зарубежного регулирования электронного документооборота (ЭДО) с правовой моделью Российской Федерации. Актуализация: август 2026 г.</w:t>
       </w:r>
     </w:p>
     <w:p>
@@ -39,10 +56,11 @@
         <w:rPr>
           <w:rFonts w:ascii="Calibri" w:hAnsi="Calibri" w:eastAsia="Calibri"/>
           <w:b w:val="0"/>
+          <w:i/>
           <w:color w:val="535353"/>
-          <w:sz w:val="22"/>
+          <w:sz w:val="20"/>
         </w:rPr>
-        <w:t>Сравнительный анализ зарубежного регулирования электронного документооборота (ЭДО) с правовой моделью Российской Федерации. Актуализация: август 2026 г.</w:t>
+        <w:t>Как проверить. После каждого блока фактов — строка «Проверить» с кликабельной ссылкой на официальный текст закона, судебное решение или первоисточник. Рекомендации («что добавить / не переносить») — выводы автора НИР, но рядом указаны нормы, на которые они опираются. Номера дел не вымышлены.</w:t>
       </w:r>
     </w:p>
     <w:p>
@@ -58,70 +76,553 @@
         <w:rPr>
           <w:rFonts w:ascii="Calibri" w:hAnsi="Calibri" w:eastAsia="Calibri"/>
           <w:b w:val="0"/>
+          <w:i w:val="0"/>
           <w:sz w:val="24"/>
         </w:rPr>
         <w:t>Основные акты: Регламент (EU) № 910/2014 (eIDAS); Регламент (EU) 2024/1183 (eIDAS 2.0)</w:t>
       </w:r>
     </w:p>
     <w:p>
+      <w:pPr>
+        <w:spacing w:before="0" w:after="200"/>
+      </w:pPr>
       <w:r>
         <w:rPr>
           <w:rFonts w:ascii="Calibri" w:hAnsi="Calibri" w:eastAsia="Calibri"/>
           <w:b w:val="0"/>
+          <w:i/>
+          <w:color w:val="535353"/>
+          <w:sz w:val="18"/>
+        </w:rPr>
+        <w:t xml:space="preserve">Проверить: </w:t>
+      </w:r>
+      <w:hyperlink r:id="rId9">
+        <w:r>
+          <w:rPr>
+            <w:color w:val="0563C1"/>
+            <w:u w:val="single"/>
+            <w:sz w:val="18"/>
+            <w:rFonts w:ascii="Calibri" w:hAnsi="Calibri"/>
+          </w:rPr>
+          <w:t xml:space="preserve">Регламент (EU) № 910/2014 (eIDAS)</w:t>
+        </w:r>
+      </w:hyperlink>
+      <w:r>
+        <w:rPr>
+          <w:rFonts w:ascii="Calibri" w:hAnsi="Calibri" w:eastAsia="Calibri"/>
+          <w:b w:val="0"/>
+          <w:i w:val="0"/>
+          <w:color w:val="535353"/>
+          <w:sz w:val="18"/>
+        </w:rPr>
+        <w:t xml:space="preserve">  ·  </w:t>
+      </w:r>
+      <w:hyperlink r:id="rId10">
+        <w:r>
+          <w:rPr>
+            <w:color w:val="0563C1"/>
+            <w:u w:val="single"/>
+            <w:sz w:val="18"/>
+            <w:rFonts w:ascii="Calibri" w:hAnsi="Calibri"/>
+          </w:rPr>
+          <w:t xml:space="preserve">Регламент (EU) 2024/1183 (eIDAS 2.0 / EUDI)</w:t>
+        </w:r>
+      </w:hyperlink>
+      <w:r>
+        <w:rPr>
+          <w:rFonts w:ascii="Calibri" w:hAnsi="Calibri" w:eastAsia="Calibri"/>
+          <w:b w:val="0"/>
+          <w:i w:val="0"/>
+          <w:color w:val="535353"/>
+          <w:sz w:val="18"/>
+        </w:rPr>
+        <w:t xml:space="preserve">  ·  </w:t>
+      </w:r>
+      <w:hyperlink r:id="rId11">
+        <w:r>
+          <w:rPr>
+            <w:color w:val="0563C1"/>
+            <w:u w:val="single"/>
+            <w:sz w:val="18"/>
+            <w:rFonts w:ascii="Calibri" w:hAnsi="Calibri"/>
+          </w:rPr>
+          <w:t xml:space="preserve">Сводка EUR‑Lex: European Digital Identity Framework</w:t>
+        </w:r>
+      </w:hyperlink>
+    </w:p>
+    <w:p>
+      <w:r>
+        <w:rPr>
+          <w:rFonts w:ascii="Calibri" w:hAnsi="Calibri" w:eastAsia="Calibri"/>
+          <w:b w:val="0"/>
+          <w:i w:val="0"/>
           <w:sz w:val="24"/>
         </w:rPr>
         <w:t>Ключевой акт — Регламент (EU) № 910/2014 (eIDAS). С 20.05.2024 действует обновление — Регламент (EU) 2024/1183 (eIDAS 2.0).</w:t>
       </w:r>
     </w:p>
     <w:p>
+      <w:pPr>
+        <w:spacing w:before="0" w:after="200"/>
+      </w:pPr>
       <w:r>
         <w:rPr>
           <w:rFonts w:ascii="Calibri" w:hAnsi="Calibri" w:eastAsia="Calibri"/>
           <w:b w:val="0"/>
+          <w:i/>
+          <w:color w:val="535353"/>
+          <w:sz w:val="18"/>
+        </w:rPr>
+        <w:t xml:space="preserve">Проверить: </w:t>
+      </w:r>
+      <w:hyperlink r:id="rId9">
+        <w:r>
+          <w:rPr>
+            <w:color w:val="0563C1"/>
+            <w:u w:val="single"/>
+            <w:sz w:val="18"/>
+            <w:rFonts w:ascii="Calibri" w:hAnsi="Calibri"/>
+          </w:rPr>
+          <w:t xml:space="preserve">Регламент (EU) № 910/2014 (eIDAS)</w:t>
+        </w:r>
+      </w:hyperlink>
+      <w:r>
+        <w:rPr>
+          <w:rFonts w:ascii="Calibri" w:hAnsi="Calibri" w:eastAsia="Calibri"/>
+          <w:b w:val="0"/>
+          <w:i w:val="0"/>
+          <w:color w:val="535353"/>
+          <w:sz w:val="18"/>
+        </w:rPr>
+        <w:t xml:space="preserve">  ·  </w:t>
+      </w:r>
+      <w:hyperlink r:id="rId10">
+        <w:r>
+          <w:rPr>
+            <w:color w:val="0563C1"/>
+            <w:u w:val="single"/>
+            <w:sz w:val="18"/>
+            <w:rFonts w:ascii="Calibri" w:hAnsi="Calibri"/>
+          </w:rPr>
+          <w:t xml:space="preserve">Регламент (EU) 2024/1183 (eIDAS 2.0 / EUDI)</w:t>
+        </w:r>
+      </w:hyperlink>
+      <w:r>
+        <w:rPr>
+          <w:rFonts w:ascii="Calibri" w:hAnsi="Calibri" w:eastAsia="Calibri"/>
+          <w:b w:val="0"/>
+          <w:i w:val="0"/>
+          <w:color w:val="535353"/>
+          <w:sz w:val="18"/>
+        </w:rPr>
+        <w:t xml:space="preserve">  ·  </w:t>
+      </w:r>
+      <w:hyperlink r:id="rId11">
+        <w:r>
+          <w:rPr>
+            <w:color w:val="0563C1"/>
+            <w:u w:val="single"/>
+            <w:sz w:val="18"/>
+            <w:rFonts w:ascii="Calibri" w:hAnsi="Calibri"/>
+          </w:rPr>
+          <w:t xml:space="preserve">Сводка EUR‑Lex: European Digital Identity Framework</w:t>
+        </w:r>
+      </w:hyperlink>
+    </w:p>
+    <w:p>
+      <w:r>
+        <w:rPr>
+          <w:rFonts w:ascii="Calibri" w:hAnsi="Calibri" w:eastAsia="Calibri"/>
+          <w:b w:val="0"/>
+          <w:i w:val="0"/>
           <w:sz w:val="24"/>
         </w:rPr>
         <w:t>ЭДО в ЕС регулируется не через «операторов ЭДО» как отдельную отрасль, а через юридическую силу электронных подписей, печатей, меток времени, заказных электронных доставок, валидации, хранения и иных услуг доверия.</w:t>
       </w:r>
     </w:p>
     <w:p>
+      <w:pPr>
+        <w:spacing w:before="0" w:after="200"/>
+      </w:pPr>
       <w:r>
         <w:rPr>
           <w:rFonts w:ascii="Calibri" w:hAnsi="Calibri" w:eastAsia="Calibri"/>
           <w:b w:val="0"/>
+          <w:i/>
+          <w:color w:val="535353"/>
+          <w:sz w:val="18"/>
+        </w:rPr>
+        <w:t xml:space="preserve">Проверить: </w:t>
+      </w:r>
+      <w:hyperlink r:id="rId9">
+        <w:r>
+          <w:rPr>
+            <w:color w:val="0563C1"/>
+            <w:u w:val="single"/>
+            <w:sz w:val="18"/>
+            <w:rFonts w:ascii="Calibri" w:hAnsi="Calibri"/>
+          </w:rPr>
+          <w:t xml:space="preserve">Регламент (EU) № 910/2014 (eIDAS)</w:t>
+        </w:r>
+      </w:hyperlink>
+      <w:r>
+        <w:rPr>
+          <w:rFonts w:ascii="Calibri" w:hAnsi="Calibri" w:eastAsia="Calibri"/>
+          <w:b w:val="0"/>
+          <w:i w:val="0"/>
+          <w:color w:val="535353"/>
+          <w:sz w:val="18"/>
+        </w:rPr>
+        <w:t xml:space="preserve">  ·  </w:t>
+      </w:r>
+      <w:hyperlink r:id="rId10">
+        <w:r>
+          <w:rPr>
+            <w:color w:val="0563C1"/>
+            <w:u w:val="single"/>
+            <w:sz w:val="18"/>
+            <w:rFonts w:ascii="Calibri" w:hAnsi="Calibri"/>
+          </w:rPr>
+          <w:t xml:space="preserve">Регламент (EU) 2024/1183 (eIDAS 2.0 / EUDI)</w:t>
+        </w:r>
+      </w:hyperlink>
+      <w:r>
+        <w:rPr>
+          <w:rFonts w:ascii="Calibri" w:hAnsi="Calibri" w:eastAsia="Calibri"/>
+          <w:b w:val="0"/>
+          <w:i w:val="0"/>
+          <w:color w:val="535353"/>
+          <w:sz w:val="18"/>
+        </w:rPr>
+        <w:t xml:space="preserve">  ·  </w:t>
+      </w:r>
+      <w:hyperlink r:id="rId11">
+        <w:r>
+          <w:rPr>
+            <w:color w:val="0563C1"/>
+            <w:u w:val="single"/>
+            <w:sz w:val="18"/>
+            <w:rFonts w:ascii="Calibri" w:hAnsi="Calibri"/>
+          </w:rPr>
+          <w:t xml:space="preserve">Сводка EUR‑Lex: European Digital Identity Framework</w:t>
+        </w:r>
+      </w:hyperlink>
+    </w:p>
+    <w:p>
+      <w:r>
+        <w:rPr>
+          <w:rFonts w:ascii="Calibri" w:hAnsi="Calibri" w:eastAsia="Calibri"/>
+          <w:b w:val="0"/>
+          <w:i w:val="0"/>
           <w:sz w:val="24"/>
         </w:rPr>
         <w:t>Иерархия подписей: простая (SES), усиленная (AES), квалифицированная (QES). QES имеет силу собственноручной подписи и взаимно признаётся во всех государствах‑членах.</w:t>
       </w:r>
     </w:p>
     <w:p>
+      <w:pPr>
+        <w:spacing w:before="0" w:after="200"/>
+      </w:pPr>
       <w:r>
         <w:rPr>
           <w:rFonts w:ascii="Calibri" w:hAnsi="Calibri" w:eastAsia="Calibri"/>
           <w:b w:val="0"/>
+          <w:i/>
+          <w:color w:val="535353"/>
+          <w:sz w:val="18"/>
+        </w:rPr>
+        <w:t xml:space="preserve">Проверить: </w:t>
+      </w:r>
+      <w:hyperlink r:id="rId9">
+        <w:r>
+          <w:rPr>
+            <w:color w:val="0563C1"/>
+            <w:u w:val="single"/>
+            <w:sz w:val="18"/>
+            <w:rFonts w:ascii="Calibri" w:hAnsi="Calibri"/>
+          </w:rPr>
+          <w:t xml:space="preserve">Регламент (EU) № 910/2014 (eIDAS)</w:t>
+        </w:r>
+      </w:hyperlink>
+      <w:r>
+        <w:rPr>
+          <w:rFonts w:ascii="Calibri" w:hAnsi="Calibri" w:eastAsia="Calibri"/>
+          <w:b w:val="0"/>
+          <w:i w:val="0"/>
+          <w:color w:val="535353"/>
+          <w:sz w:val="18"/>
+        </w:rPr>
+        <w:t xml:space="preserve">  ·  </w:t>
+      </w:r>
+      <w:hyperlink r:id="rId10">
+        <w:r>
+          <w:rPr>
+            <w:color w:val="0563C1"/>
+            <w:u w:val="single"/>
+            <w:sz w:val="18"/>
+            <w:rFonts w:ascii="Calibri" w:hAnsi="Calibri"/>
+          </w:rPr>
+          <w:t xml:space="preserve">Регламент (EU) 2024/1183 (eIDAS 2.0 / EUDI)</w:t>
+        </w:r>
+      </w:hyperlink>
+      <w:r>
+        <w:rPr>
+          <w:rFonts w:ascii="Calibri" w:hAnsi="Calibri" w:eastAsia="Calibri"/>
+          <w:b w:val="0"/>
+          <w:i w:val="0"/>
+          <w:color w:val="535353"/>
+          <w:sz w:val="18"/>
+        </w:rPr>
+        <w:t xml:space="preserve">  ·  </w:t>
+      </w:r>
+      <w:hyperlink r:id="rId11">
+        <w:r>
+          <w:rPr>
+            <w:color w:val="0563C1"/>
+            <w:u w:val="single"/>
+            <w:sz w:val="18"/>
+            <w:rFonts w:ascii="Calibri" w:hAnsi="Calibri"/>
+          </w:rPr>
+          <w:t xml:space="preserve">Сводка EUR‑Lex: European Digital Identity Framework</w:t>
+        </w:r>
+      </w:hyperlink>
+    </w:p>
+    <w:p>
+      <w:r>
+        <w:rPr>
+          <w:rFonts w:ascii="Calibri" w:hAnsi="Calibri" w:eastAsia="Calibri"/>
+          <w:b w:val="0"/>
+          <w:i w:val="0"/>
           <w:sz w:val="24"/>
         </w:rPr>
         <w:t>eIDAS 2.0 вводит европейский кошелёк цифровой идентичности (EUDI Wallet): государства‑члены должны предоставить как минимум один кошелёк гражданам, резидентам и бизнесу к концу 2026 г. Обязанность отдельных частных relying parties принимать кошелёк по запросу пользователя — не позднее 24.12.2027.</w:t>
       </w:r>
     </w:p>
     <w:p>
+      <w:pPr>
+        <w:spacing w:before="0" w:after="200"/>
+      </w:pPr>
       <w:r>
         <w:rPr>
           <w:rFonts w:ascii="Calibri" w:hAnsi="Calibri" w:eastAsia="Calibri"/>
           <w:b w:val="0"/>
+          <w:i/>
+          <w:color w:val="535353"/>
+          <w:sz w:val="18"/>
+        </w:rPr>
+        <w:t xml:space="preserve">Проверить: </w:t>
+      </w:r>
+      <w:hyperlink r:id="rId9">
+        <w:r>
+          <w:rPr>
+            <w:color w:val="0563C1"/>
+            <w:u w:val="single"/>
+            <w:sz w:val="18"/>
+            <w:rFonts w:ascii="Calibri" w:hAnsi="Calibri"/>
+          </w:rPr>
+          <w:t xml:space="preserve">Регламент (EU) № 910/2014 (eIDAS)</w:t>
+        </w:r>
+      </w:hyperlink>
+      <w:r>
+        <w:rPr>
+          <w:rFonts w:ascii="Calibri" w:hAnsi="Calibri" w:eastAsia="Calibri"/>
+          <w:b w:val="0"/>
+          <w:i w:val="0"/>
+          <w:color w:val="535353"/>
+          <w:sz w:val="18"/>
+        </w:rPr>
+        <w:t xml:space="preserve">  ·  </w:t>
+      </w:r>
+      <w:hyperlink r:id="rId10">
+        <w:r>
+          <w:rPr>
+            <w:color w:val="0563C1"/>
+            <w:u w:val="single"/>
+            <w:sz w:val="18"/>
+            <w:rFonts w:ascii="Calibri" w:hAnsi="Calibri"/>
+          </w:rPr>
+          <w:t xml:space="preserve">Регламент (EU) 2024/1183 (eIDAS 2.0 / EUDI)</w:t>
+        </w:r>
+      </w:hyperlink>
+      <w:r>
+        <w:rPr>
+          <w:rFonts w:ascii="Calibri" w:hAnsi="Calibri" w:eastAsia="Calibri"/>
+          <w:b w:val="0"/>
+          <w:i w:val="0"/>
+          <w:color w:val="535353"/>
+          <w:sz w:val="18"/>
+        </w:rPr>
+        <w:t xml:space="preserve">  ·  </w:t>
+      </w:r>
+      <w:hyperlink r:id="rId11">
+        <w:r>
+          <w:rPr>
+            <w:color w:val="0563C1"/>
+            <w:u w:val="single"/>
+            <w:sz w:val="18"/>
+            <w:rFonts w:ascii="Calibri" w:hAnsi="Calibri"/>
+          </w:rPr>
+          <w:t xml:space="preserve">Сводка EUR‑Lex: European Digital Identity Framework</w:t>
+        </w:r>
+      </w:hyperlink>
+    </w:p>
+    <w:p>
+      <w:r>
+        <w:rPr>
+          <w:rFonts w:ascii="Calibri" w:hAnsi="Calibri" w:eastAsia="Calibri"/>
+          <w:b w:val="0"/>
+          <w:i w:val="0"/>
           <w:sz w:val="24"/>
         </w:rPr>
         <w:t>Расширяется перечень квалифицированных услуг: электронное архивирование, электронные реестры (ledgers), аттестация атрибутов. Уровни SES/AES/QES сохранены.</w:t>
       </w:r>
     </w:p>
     <w:p>
+      <w:pPr>
+        <w:spacing w:before="0" w:after="200"/>
+      </w:pPr>
       <w:r>
         <w:rPr>
           <w:rFonts w:ascii="Calibri" w:hAnsi="Calibri" w:eastAsia="Calibri"/>
           <w:b w:val="0"/>
+          <w:i/>
+          <w:color w:val="535353"/>
+          <w:sz w:val="18"/>
+        </w:rPr>
+        <w:t xml:space="preserve">Проверить: </w:t>
+      </w:r>
+      <w:hyperlink r:id="rId9">
+        <w:r>
+          <w:rPr>
+            <w:color w:val="0563C1"/>
+            <w:u w:val="single"/>
+            <w:sz w:val="18"/>
+            <w:rFonts w:ascii="Calibri" w:hAnsi="Calibri"/>
+          </w:rPr>
+          <w:t xml:space="preserve">Регламент (EU) № 910/2014 (eIDAS)</w:t>
+        </w:r>
+      </w:hyperlink>
+      <w:r>
+        <w:rPr>
+          <w:rFonts w:ascii="Calibri" w:hAnsi="Calibri" w:eastAsia="Calibri"/>
+          <w:b w:val="0"/>
+          <w:i w:val="0"/>
+          <w:color w:val="535353"/>
+          <w:sz w:val="18"/>
+        </w:rPr>
+        <w:t xml:space="preserve">  ·  </w:t>
+      </w:r>
+      <w:hyperlink r:id="rId10">
+        <w:r>
+          <w:rPr>
+            <w:color w:val="0563C1"/>
+            <w:u w:val="single"/>
+            <w:sz w:val="18"/>
+            <w:rFonts w:ascii="Calibri" w:hAnsi="Calibri"/>
+          </w:rPr>
+          <w:t xml:space="preserve">Регламент (EU) 2024/1183 (eIDAS 2.0 / EUDI)</w:t>
+        </w:r>
+      </w:hyperlink>
+      <w:r>
+        <w:rPr>
+          <w:rFonts w:ascii="Calibri" w:hAnsi="Calibri" w:eastAsia="Calibri"/>
+          <w:b w:val="0"/>
+          <w:i w:val="0"/>
+          <w:color w:val="535353"/>
+          <w:sz w:val="18"/>
+        </w:rPr>
+        <w:t xml:space="preserve">  ·  </w:t>
+      </w:r>
+      <w:hyperlink r:id="rId11">
+        <w:r>
+          <w:rPr>
+            <w:color w:val="0563C1"/>
+            <w:u w:val="single"/>
+            <w:sz w:val="18"/>
+            <w:rFonts w:ascii="Calibri" w:hAnsi="Calibri"/>
+          </w:rPr>
+          <w:t xml:space="preserve">Сводка EUR‑Lex: European Digital Identity Framework</w:t>
+        </w:r>
+      </w:hyperlink>
+    </w:p>
+    <w:p>
+      <w:r>
+        <w:rPr>
+          <w:rFonts w:ascii="Calibri" w:hAnsi="Calibri" w:eastAsia="Calibri"/>
+          <w:b w:val="0"/>
+          <w:i w:val="0"/>
           <w:sz w:val="24"/>
         </w:rPr>
         <w:t>Франция в 2024 г. дополнительно имплементировала подходы MLETR (электронные передаваемые записи) в торговом кодексе — это национальный слой поверх eIDAS, а не замена регламента.</w:t>
       </w:r>
+    </w:p>
+    <w:p>
+      <w:pPr>
+        <w:spacing w:before="0" w:after="200"/>
+      </w:pPr>
+      <w:r>
+        <w:rPr>
+          <w:rFonts w:ascii="Calibri" w:hAnsi="Calibri" w:eastAsia="Calibri"/>
+          <w:b w:val="0"/>
+          <w:i/>
+          <w:color w:val="535353"/>
+          <w:sz w:val="18"/>
+        </w:rPr>
+        <w:t xml:space="preserve">Проверить: </w:t>
+      </w:r>
+      <w:hyperlink r:id="rId9">
+        <w:r>
+          <w:rPr>
+            <w:color w:val="0563C1"/>
+            <w:u w:val="single"/>
+            <w:sz w:val="18"/>
+            <w:rFonts w:ascii="Calibri" w:hAnsi="Calibri"/>
+          </w:rPr>
+          <w:t xml:space="preserve">Регламент (EU) № 910/2014 (eIDAS)</w:t>
+        </w:r>
+      </w:hyperlink>
+      <w:r>
+        <w:rPr>
+          <w:rFonts w:ascii="Calibri" w:hAnsi="Calibri" w:eastAsia="Calibri"/>
+          <w:b w:val="0"/>
+          <w:i w:val="0"/>
+          <w:color w:val="535353"/>
+          <w:sz w:val="18"/>
+        </w:rPr>
+        <w:t xml:space="preserve">  ·  </w:t>
+      </w:r>
+      <w:hyperlink r:id="rId10">
+        <w:r>
+          <w:rPr>
+            <w:color w:val="0563C1"/>
+            <w:u w:val="single"/>
+            <w:sz w:val="18"/>
+            <w:rFonts w:ascii="Calibri" w:hAnsi="Calibri"/>
+          </w:rPr>
+          <w:t xml:space="preserve">Регламент (EU) 2024/1183 (eIDAS 2.0 / EUDI)</w:t>
+        </w:r>
+      </w:hyperlink>
+      <w:r>
+        <w:rPr>
+          <w:rFonts w:ascii="Calibri" w:hAnsi="Calibri" w:eastAsia="Calibri"/>
+          <w:b w:val="0"/>
+          <w:i w:val="0"/>
+          <w:color w:val="535353"/>
+          <w:sz w:val="18"/>
+        </w:rPr>
+        <w:t xml:space="preserve">  ·  </w:t>
+      </w:r>
+      <w:hyperlink r:id="rId11">
+        <w:r>
+          <w:rPr>
+            <w:color w:val="0563C1"/>
+            <w:u w:val="single"/>
+            <w:sz w:val="18"/>
+            <w:rFonts w:ascii="Calibri" w:hAnsi="Calibri"/>
+          </w:rPr>
+          <w:t xml:space="preserve">Сводка EUR‑Lex: European Digital Identity Framework</w:t>
+        </w:r>
+      </w:hyperlink>
     </w:p>
     <w:p>
       <w:pPr>
@@ -139,6 +640,7 @@
         <w:rPr>
           <w:rFonts w:ascii="Calibri" w:hAnsi="Calibri" w:eastAsia="Calibri"/>
           <w:b w:val="0"/>
+          <w:i w:val="0"/>
           <w:sz w:val="24"/>
         </w:rPr>
         <w:t>Единое пространство доверия внутри ЕС для квалифицированных подписей и услуг.</w:t>
@@ -152,6 +654,7 @@
         <w:rPr>
           <w:rFonts w:ascii="Calibri" w:hAnsi="Calibri" w:eastAsia="Calibri"/>
           <w:b w:val="0"/>
+          <w:i w:val="0"/>
           <w:sz w:val="24"/>
         </w:rPr>
         <w:t>Чёткая градация доказательственной силы: SES → AES → QES.</w:t>
@@ -165,6 +668,7 @@
         <w:rPr>
           <w:rFonts w:ascii="Calibri" w:hAnsi="Calibri" w:eastAsia="Calibri"/>
           <w:b w:val="0"/>
+          <w:i w:val="0"/>
           <w:sz w:val="24"/>
         </w:rPr>
         <w:t>Надзор за QTSP; списки доверенных поставщиков (trusted lists).</w:t>
@@ -178,6 +682,7 @@
         <w:rPr>
           <w:rFonts w:ascii="Calibri" w:hAnsi="Calibri" w:eastAsia="Calibri"/>
           <w:b w:val="0"/>
+          <w:i w:val="0"/>
           <w:sz w:val="24"/>
         </w:rPr>
         <w:t>Отдельные инструменты: электронная печать организации, квалифицированная метка времени, зарегистрированная электронная доставка.</w:t>
@@ -191,10 +696,79 @@
         <w:rPr>
           <w:rFonts w:ascii="Calibri" w:hAnsi="Calibri" w:eastAsia="Calibri"/>
           <w:b w:val="0"/>
+          <w:i w:val="0"/>
           <w:sz w:val="24"/>
         </w:rPr>
         <w:t>Фокус eIDAS 2.0 — цифровая идентичность (кошелёк) и атрибуты, а не только подпись договора.</w:t>
       </w:r>
+    </w:p>
+    <w:p>
+      <w:pPr>
+        <w:spacing w:before="0" w:after="200"/>
+      </w:pPr>
+      <w:r>
+        <w:rPr>
+          <w:rFonts w:ascii="Calibri" w:hAnsi="Calibri" w:eastAsia="Calibri"/>
+          <w:b w:val="0"/>
+          <w:i/>
+          <w:color w:val="535353"/>
+          <w:sz w:val="18"/>
+        </w:rPr>
+        <w:t xml:space="preserve">Проверить: </w:t>
+      </w:r>
+      <w:hyperlink r:id="rId9">
+        <w:r>
+          <w:rPr>
+            <w:color w:val="0563C1"/>
+            <w:u w:val="single"/>
+            <w:sz w:val="18"/>
+            <w:rFonts w:ascii="Calibri" w:hAnsi="Calibri"/>
+          </w:rPr>
+          <w:t xml:space="preserve">Регламент (EU) № 910/2014 (eIDAS)</w:t>
+        </w:r>
+      </w:hyperlink>
+      <w:r>
+        <w:rPr>
+          <w:rFonts w:ascii="Calibri" w:hAnsi="Calibri" w:eastAsia="Calibri"/>
+          <w:b w:val="0"/>
+          <w:i w:val="0"/>
+          <w:color w:val="535353"/>
+          <w:sz w:val="18"/>
+        </w:rPr>
+        <w:t xml:space="preserve">  ·  </w:t>
+      </w:r>
+      <w:hyperlink r:id="rId10">
+        <w:r>
+          <w:rPr>
+            <w:color w:val="0563C1"/>
+            <w:u w:val="single"/>
+            <w:sz w:val="18"/>
+            <w:rFonts w:ascii="Calibri" w:hAnsi="Calibri"/>
+          </w:rPr>
+          <w:t xml:space="preserve">Регламент (EU) 2024/1183 (eIDAS 2.0 / EUDI)</w:t>
+        </w:r>
+      </w:hyperlink>
+      <w:r>
+        <w:rPr>
+          <w:rFonts w:ascii="Calibri" w:hAnsi="Calibri" w:eastAsia="Calibri"/>
+          <w:b w:val="0"/>
+          <w:i w:val="0"/>
+          <w:color w:val="535353"/>
+          <w:sz w:val="18"/>
+        </w:rPr>
+        <w:t xml:space="preserve">  ·  </w:t>
+      </w:r>
+      <w:hyperlink r:id="rId11">
+        <w:r>
+          <w:rPr>
+            <w:color w:val="0563C1"/>
+            <w:u w:val="single"/>
+            <w:sz w:val="18"/>
+            <w:rFonts w:ascii="Calibri" w:hAnsi="Calibri"/>
+          </w:rPr>
+          <w:t xml:space="preserve">Сводка EUR‑Lex: European Digital Identity Framework</w:t>
+        </w:r>
+      </w:hyperlink>
     </w:p>
     <w:p>
       <w:pPr>
@@ -212,6 +786,7 @@
         <w:rPr>
           <w:rFonts w:ascii="Calibri" w:hAnsi="Calibri" w:eastAsia="Calibri"/>
           <w:b w:val="0"/>
+          <w:i w:val="0"/>
           <w:sz w:val="24"/>
         </w:rPr>
         <w:t>Юридическая сила электронного документа и подписи — прежде всего ФЗ от 06.04.2011 № 63‑ФЗ (ПЭП / УНЭП / УКЭП).</w:t>
@@ -225,6 +800,7 @@
         <w:rPr>
           <w:rFonts w:ascii="Calibri" w:hAnsi="Calibri" w:eastAsia="Calibri"/>
           <w:b w:val="0"/>
+          <w:i w:val="0"/>
           <w:sz w:val="24"/>
         </w:rPr>
         <w:t>B2B‑ЭДО (счета‑фактуры, УПД и др.) — через операторов ЭДО и отраслевые требования ФНС / Минфина.</w:t>
@@ -238,6 +814,7 @@
         <w:rPr>
           <w:rFonts w:ascii="Calibri" w:hAnsi="Calibri" w:eastAsia="Calibri"/>
           <w:b w:val="0"/>
+          <w:i w:val="0"/>
           <w:sz w:val="24"/>
         </w:rPr>
         <w:t>Кадровый ЭДО — ст. 22.1–22.3 ТК РФ (согласие работника, виды ЭП, исключения).</w:t>
@@ -251,6 +828,7 @@
         <w:rPr>
           <w:rFonts w:ascii="Calibri" w:hAnsi="Calibri" w:eastAsia="Calibri"/>
           <w:b w:val="0"/>
+          <w:i w:val="0"/>
           <w:sz w:val="24"/>
         </w:rPr>
         <w:t>Трансграничное признание иностранных ЭП — ст. 7 63‑ФЗ: международные договоры, соглашение сторон, существенная эквивалентность; в ЕАЭС — через службу доверенной третьей стороны (ДТС).</w:t>
@@ -264,16 +842,107 @@
         <w:rPr>
           <w:rFonts w:ascii="Calibri" w:hAnsi="Calibri" w:eastAsia="Calibri"/>
           <w:b w:val="0"/>
+          <w:i w:val="0"/>
           <w:sz w:val="24"/>
         </w:rPr>
         <w:t>С августа 2026: ФЗ от 04.08.2026 № 315‑ФЗ — правила УКЭП для международных (межправительственных) организаций и их филиалов/представительств в РФ; квалифицированный сертификат выдаёт УЦ ФНС России.</w:t>
       </w:r>
     </w:p>
     <w:p>
+      <w:pPr>
+        <w:spacing w:before="0" w:after="200"/>
+      </w:pPr>
       <w:r>
         <w:rPr>
           <w:rFonts w:ascii="Calibri" w:hAnsi="Calibri" w:eastAsia="Calibri"/>
           <w:b w:val="0"/>
+          <w:i/>
+          <w:color w:val="535353"/>
+          <w:sz w:val="18"/>
+        </w:rPr>
+        <w:t xml:space="preserve">Проверить: </w:t>
+      </w:r>
+      <w:hyperlink r:id="rId12">
+        <w:r>
+          <w:rPr>
+            <w:color w:val="0563C1"/>
+            <w:u w:val="single"/>
+            <w:sz w:val="18"/>
+            <w:rFonts w:ascii="Calibri" w:hAnsi="Calibri"/>
+          </w:rPr>
+          <w:t xml:space="preserve">ФЗ от 06.04.2011 № 63‑ФЗ «Об электронной подписи»</w:t>
+        </w:r>
+      </w:hyperlink>
+      <w:r>
+        <w:rPr>
+          <w:rFonts w:ascii="Calibri" w:hAnsi="Calibri" w:eastAsia="Calibri"/>
+          <w:b w:val="0"/>
+          <w:i w:val="0"/>
+          <w:color w:val="535353"/>
+          <w:sz w:val="18"/>
+        </w:rPr>
+        <w:t xml:space="preserve">  ·  </w:t>
+      </w:r>
+      <w:hyperlink r:id="rId13">
+        <w:r>
+          <w:rPr>
+            <w:color w:val="0563C1"/>
+            <w:u w:val="single"/>
+            <w:sz w:val="18"/>
+            <w:rFonts w:ascii="Calibri" w:hAnsi="Calibri"/>
+          </w:rPr>
+          <w:t xml:space="preserve">ТК РФ, ст. 22.1–22.3 (кадровый ЭДО)</w:t>
+        </w:r>
+      </w:hyperlink>
+      <w:r>
+        <w:rPr>
+          <w:rFonts w:ascii="Calibri" w:hAnsi="Calibri" w:eastAsia="Calibri"/>
+          <w:b w:val="0"/>
+          <w:i w:val="0"/>
+          <w:color w:val="535353"/>
+          <w:sz w:val="18"/>
+        </w:rPr>
+        <w:t xml:space="preserve">  ·  </w:t>
+      </w:r>
+      <w:hyperlink r:id="rId14">
+        <w:r>
+          <w:rPr>
+            <w:color w:val="0563C1"/>
+            <w:u w:val="single"/>
+            <w:sz w:val="18"/>
+            <w:rFonts w:ascii="Calibri" w:hAnsi="Calibri"/>
+          </w:rPr>
+          <w:t xml:space="preserve">ФЗ от 04.08.2026 № 315‑ФЗ (УКЭП международных организаций)</w:t>
+        </w:r>
+      </w:hyperlink>
+      <w:r>
+        <w:rPr>
+          <w:rFonts w:ascii="Calibri" w:hAnsi="Calibri" w:eastAsia="Calibri"/>
+          <w:b w:val="0"/>
+          <w:i w:val="0"/>
+          <w:color w:val="535353"/>
+          <w:sz w:val="18"/>
+        </w:rPr>
+        <w:t xml:space="preserve">  ·  </w:t>
+      </w:r>
+      <w:hyperlink r:id="rId15">
+        <w:r>
+          <w:rPr>
+            <w:color w:val="0563C1"/>
+            <w:u w:val="single"/>
+            <w:sz w:val="18"/>
+            <w:rFonts w:ascii="Calibri" w:hAnsi="Calibri"/>
+          </w:rPr>
+          <w:t xml:space="preserve">Решение Коллегии ЕЭК от 22.08.2023 № 120 (ДТС ЕАЭС)</w:t>
+        </w:r>
+      </w:hyperlink>
+    </w:p>
+    <w:p>
+      <w:r>
+        <w:rPr>
+          <w:rFonts w:ascii="Calibri" w:hAnsi="Calibri" w:eastAsia="Calibri"/>
+          <w:b w:val="0"/>
+          <w:i w:val="0"/>
           <w:sz w:val="24"/>
         </w:rPr>
         <w:t>Источники по РФ (для сверки):</w:t>
@@ -287,11 +956,12 @@
         <w:rPr>
           <w:rFonts w:ascii="Calibri" w:hAnsi="Calibri" w:eastAsia="Calibri"/>
           <w:b w:val="0"/>
+          <w:i w:val="0"/>
           <w:sz w:val="22"/>
         </w:rPr>
         <w:t xml:space="preserve">ФЗ от 06.04.2011 № 63‑ФЗ «Об электронной подписи»: </w:t>
       </w:r>
-      <w:hyperlink r:id="rId9">
+      <w:hyperlink r:id="rId12">
         <w:r>
           <w:rPr>
             <w:color w:val="0563C1"/>
@@ -311,11 +981,12 @@
         <w:rPr>
           <w:rFonts w:ascii="Calibri" w:hAnsi="Calibri" w:eastAsia="Calibri"/>
           <w:b w:val="0"/>
+          <w:i w:val="0"/>
           <w:sz w:val="22"/>
         </w:rPr>
         <w:t xml:space="preserve">ТК РФ, ст. 22.1–22.3 (кадровый ЭДО): </w:t>
       </w:r>
-      <w:hyperlink r:id="rId10">
+      <w:hyperlink r:id="rId13">
         <w:r>
           <w:rPr>
             <w:color w:val="0563C1"/>
@@ -335,11 +1006,12 @@
         <w:rPr>
           <w:rFonts w:ascii="Calibri" w:hAnsi="Calibri" w:eastAsia="Calibri"/>
           <w:b w:val="0"/>
+          <w:i w:val="0"/>
           <w:sz w:val="22"/>
         </w:rPr>
         <w:t xml:space="preserve">ФЗ от 04.08.2026 № 315‑ФЗ (УКЭП международных организаций): </w:t>
       </w:r>
-      <w:hyperlink r:id="rId11">
+      <w:hyperlink r:id="rId14">
         <w:r>
           <w:rPr>
             <w:color w:val="0563C1"/>
@@ -359,11 +1031,12 @@
         <w:rPr>
           <w:rFonts w:ascii="Calibri" w:hAnsi="Calibri" w:eastAsia="Calibri"/>
           <w:b w:val="0"/>
+          <w:i w:val="0"/>
           <w:sz w:val="22"/>
         </w:rPr>
         <w:t xml:space="preserve">Решение Коллегии ЕЭК от 22.08.2023 № 120 (ДТС ЕАЭС): </w:t>
       </w:r>
-      <w:hyperlink r:id="rId12">
+      <w:hyperlink r:id="rId15">
         <w:r>
           <w:rPr>
             <w:color w:val="0563C1"/>
@@ -390,14 +1063,15 @@
         <w:tblLook w:firstColumn="1" w:firstRow="1" w:lastColumn="0" w:lastRow="0" w:noHBand="0" w:noVBand="1" w:val="04A0"/>
       </w:tblPr>
       <w:tblGrid>
-        <w:gridCol w:w="3175"/>
-        <w:gridCol w:w="3175"/>
-        <w:gridCol w:w="3175"/>
+        <w:gridCol w:w="2381"/>
+        <w:gridCol w:w="2381"/>
+        <w:gridCol w:w="2381"/>
+        <w:gridCol w:w="2381"/>
       </w:tblGrid>
       <w:tr>
         <w:tc>
           <w:tcPr>
-            <w:tcW w:type="dxa" w:w="3175"/>
+            <w:tcW w:type="dxa" w:w="2381"/>
             <w:shd w:fill="1F4E79" w:val="clear"/>
           </w:tcPr>
           <w:p>
@@ -406,6 +1080,7 @@
               <w:rPr>
                 <w:rFonts w:ascii="Calibri" w:hAnsi="Calibri" w:eastAsia="Calibri"/>
                 <w:b/>
+                <w:i w:val="0"/>
                 <w:color w:val="FFFFFF"/>
                 <w:sz w:val="20"/>
               </w:rPr>
@@ -415,7 +1090,7 @@
         </w:tc>
         <w:tc>
           <w:tcPr>
-            <w:tcW w:type="dxa" w:w="3175"/>
+            <w:tcW w:type="dxa" w:w="2381"/>
             <w:shd w:fill="1F4E79" w:val="clear"/>
           </w:tcPr>
           <w:p>
@@ -424,6 +1099,7 @@
               <w:rPr>
                 <w:rFonts w:ascii="Calibri" w:hAnsi="Calibri" w:eastAsia="Calibri"/>
                 <w:b/>
+                <w:i w:val="0"/>
                 <w:color w:val="FFFFFF"/>
                 <w:sz w:val="20"/>
               </w:rPr>
@@ -433,7 +1109,7 @@
         </w:tc>
         <w:tc>
           <w:tcPr>
-            <w:tcW w:type="dxa" w:w="3175"/>
+            <w:tcW w:type="dxa" w:w="2381"/>
             <w:shd w:fill="1F4E79" w:val="clear"/>
           </w:tcPr>
           <w:p>
@@ -442,6 +1118,7 @@
               <w:rPr>
                 <w:rFonts w:ascii="Calibri" w:hAnsi="Calibri" w:eastAsia="Calibri"/>
                 <w:b/>
+                <w:i w:val="0"/>
                 <w:color w:val="FFFFFF"/>
                 <w:sz w:val="20"/>
               </w:rPr>
@@ -449,11 +1126,10 @@
             </w:r>
           </w:p>
         </w:tc>
-      </w:tr>
-      <w:tr>
         <w:tc>
           <w:tcPr>
-            <w:tcW w:type="dxa" w:w="3175"/>
+            <w:tcW w:type="dxa" w:w="2381"/>
+            <w:shd w:fill="1F4E79" w:val="clear"/>
           </w:tcPr>
           <w:p>
             <w:r/>
@@ -461,6 +1137,27 @@
               <w:rPr>
                 <w:rFonts w:ascii="Calibri" w:hAnsi="Calibri" w:eastAsia="Calibri"/>
                 <w:b/>
+                <w:i w:val="0"/>
+                <w:color w:val="FFFFFF"/>
+                <w:sz w:val="20"/>
+              </w:rPr>
+              <w:t>Проверить</w:t>
+            </w:r>
+          </w:p>
+        </w:tc>
+      </w:tr>
+      <w:tr>
+        <w:tc>
+          <w:tcPr>
+            <w:tcW w:type="dxa" w:w="2381"/>
+          </w:tcPr>
+          <w:p>
+            <w:r/>
+            <w:r>
+              <w:rPr>
+                <w:rFonts w:ascii="Calibri" w:hAnsi="Calibri" w:eastAsia="Calibri"/>
+                <w:b/>
+                <w:i w:val="0"/>
                 <w:sz w:val="20"/>
               </w:rPr>
               <w:t>Юридическая сила</w:t>
@@ -469,7 +1166,7 @@
         </w:tc>
         <w:tc>
           <w:tcPr>
-            <w:tcW w:type="dxa" w:w="3175"/>
+            <w:tcW w:type="dxa" w:w="2381"/>
           </w:tcPr>
           <w:p>
             <w:r/>
@@ -477,6 +1174,7 @@
               <w:rPr>
                 <w:rFonts w:ascii="Calibri" w:hAnsi="Calibri" w:eastAsia="Calibri"/>
                 <w:b w:val="0"/>
+                <w:i w:val="0"/>
                 <w:sz w:val="20"/>
               </w:rPr>
               <w:t>Электронные подпись/документ не лишаются силы только из‑за электронной формы; QES = собственноручная подпись</w:t>
@@ -485,7 +1183,7 @@
         </w:tc>
         <w:tc>
           <w:tcPr>
-            <w:tcW w:type="dxa" w:w="3175"/>
+            <w:tcW w:type="dxa" w:w="2381"/>
           </w:tcPr>
           <w:p>
             <w:r/>
@@ -493,17 +1191,37 @@
               <w:rPr>
                 <w:rFonts w:ascii="Calibri" w:hAnsi="Calibri" w:eastAsia="Calibri"/>
                 <w:b w:val="0"/>
+                <w:i w:val="0"/>
                 <w:sz w:val="20"/>
               </w:rPr>
               <w:t>Эл. документ с ЭП признаётся при соблюдении вида подписи и закона/соглашения (63‑ФЗ)</w:t>
             </w:r>
           </w:p>
         </w:tc>
+        <w:tc>
+          <w:tcPr>
+            <w:tcW w:type="dxa" w:w="2381"/>
+          </w:tcPr>
+          <w:p>
+            <w:r/>
+            <w:hyperlink r:id="rId9">
+              <w:r>
+                <w:rPr>
+                  <w:color w:val="0563C1"/>
+                  <w:u w:val="single"/>
+                  <w:sz w:val="18"/>
+                  <w:rFonts w:ascii="Calibri" w:hAnsi="Calibri"/>
+                </w:rPr>
+                <w:t xml:space="preserve">Регламент (EU) № 910/2014 (eIDAS)</w:t>
+              </w:r>
+            </w:hyperlink>
+          </w:p>
+        </w:tc>
       </w:tr>
       <w:tr>
         <w:tc>
           <w:tcPr>
-            <w:tcW w:type="dxa" w:w="3175"/>
+            <w:tcW w:type="dxa" w:w="2381"/>
           </w:tcPr>
           <w:p>
             <w:r/>
@@ -511,6 +1229,7 @@
               <w:rPr>
                 <w:rFonts w:ascii="Calibri" w:hAnsi="Calibri" w:eastAsia="Calibri"/>
                 <w:b/>
+                <w:i w:val="0"/>
                 <w:sz w:val="20"/>
               </w:rPr>
               <w:t>Модель подписи</w:t>
@@ -519,7 +1238,7 @@
         </w:tc>
         <w:tc>
           <w:tcPr>
-            <w:tcW w:type="dxa" w:w="3175"/>
+            <w:tcW w:type="dxa" w:w="2381"/>
           </w:tcPr>
           <w:p>
             <w:r/>
@@ -527,6 +1246,7 @@
               <w:rPr>
                 <w:rFonts w:ascii="Calibri" w:hAnsi="Calibri" w:eastAsia="Calibri"/>
                 <w:b w:val="0"/>
+                <w:i w:val="0"/>
                 <w:sz w:val="20"/>
               </w:rPr>
               <w:t>Иерархия SES → AES → QES; отдельно печати, метки времени, заказные доставки</w:t>
@@ -535,7 +1255,7 @@
         </w:tc>
         <w:tc>
           <w:tcPr>
-            <w:tcW w:type="dxa" w:w="3175"/>
+            <w:tcW w:type="dxa" w:w="2381"/>
           </w:tcPr>
           <w:p>
             <w:r/>
@@ -543,17 +1263,37 @@
               <w:rPr>
                 <w:rFonts w:ascii="Calibri" w:hAnsi="Calibri" w:eastAsia="Calibri"/>
                 <w:b w:val="0"/>
+                <w:i w:val="0"/>
                 <w:sz w:val="20"/>
               </w:rPr>
               <w:t>ПЭП / УНЭП / УКЭП</w:t>
             </w:r>
           </w:p>
         </w:tc>
+        <w:tc>
+          <w:tcPr>
+            <w:tcW w:type="dxa" w:w="2381"/>
+          </w:tcPr>
+          <w:p>
+            <w:r/>
+            <w:hyperlink r:id="rId12">
+              <w:r>
+                <w:rPr>
+                  <w:color w:val="0563C1"/>
+                  <w:u w:val="single"/>
+                  <w:sz w:val="18"/>
+                  <w:rFonts w:ascii="Calibri" w:hAnsi="Calibri"/>
+                </w:rPr>
+                <w:t xml:space="preserve">ФЗ от 06.04.2011 № 63‑ФЗ «Об электронной подписи»</w:t>
+              </w:r>
+            </w:hyperlink>
+          </w:p>
+        </w:tc>
       </w:tr>
       <w:tr>
         <w:tc>
           <w:tcPr>
-            <w:tcW w:type="dxa" w:w="3175"/>
+            <w:tcW w:type="dxa" w:w="2381"/>
           </w:tcPr>
           <w:p>
             <w:r/>
@@ -561,6 +1301,7 @@
               <w:rPr>
                 <w:rFonts w:ascii="Calibri" w:hAnsi="Calibri" w:eastAsia="Calibri"/>
                 <w:b/>
+                <w:i w:val="0"/>
                 <w:sz w:val="20"/>
               </w:rPr>
               <w:t>Инфраструктура доверия</w:t>
@@ -569,7 +1310,7 @@
         </w:tc>
         <w:tc>
           <w:tcPr>
-            <w:tcW w:type="dxa" w:w="3175"/>
+            <w:tcW w:type="dxa" w:w="2381"/>
           </w:tcPr>
           <w:p>
             <w:r/>
@@ -577,6 +1318,7 @@
               <w:rPr>
                 <w:rFonts w:ascii="Calibri" w:hAnsi="Calibri" w:eastAsia="Calibri"/>
                 <w:b w:val="0"/>
+                <w:i w:val="0"/>
                 <w:sz w:val="20"/>
               </w:rPr>
               <w:t>Квалифицированные поставщики услуг доверия (QTSP) под надзором; EUDI Wallet</w:t>
@@ -585,7 +1327,7 @@
         </w:tc>
         <w:tc>
           <w:tcPr>
-            <w:tcW w:type="dxa" w:w="3175"/>
+            <w:tcW w:type="dxa" w:w="2381"/>
           </w:tcPr>
           <w:p>
             <w:r/>
@@ -593,17 +1335,37 @@
               <w:rPr>
                 <w:rFonts w:ascii="Calibri" w:hAnsi="Calibri" w:eastAsia="Calibri"/>
                 <w:b w:val="0"/>
+                <w:i w:val="0"/>
                 <w:sz w:val="20"/>
               </w:rPr>
               <w:t>Аккредитованные УЦ, операторы ЭДО, УЦ ФНС</w:t>
             </w:r>
           </w:p>
         </w:tc>
+        <w:tc>
+          <w:tcPr>
+            <w:tcW w:type="dxa" w:w="2381"/>
+          </w:tcPr>
+          <w:p>
+            <w:r/>
+            <w:hyperlink r:id="rId9">
+              <w:r>
+                <w:rPr>
+                  <w:color w:val="0563C1"/>
+                  <w:u w:val="single"/>
+                  <w:sz w:val="18"/>
+                  <w:rFonts w:ascii="Calibri" w:hAnsi="Calibri"/>
+                </w:rPr>
+                <w:t xml:space="preserve">Регламент (EU) № 910/2014 (eIDAS)</w:t>
+              </w:r>
+            </w:hyperlink>
+          </w:p>
+        </w:tc>
       </w:tr>
       <w:tr>
         <w:tc>
           <w:tcPr>
-            <w:tcW w:type="dxa" w:w="3175"/>
+            <w:tcW w:type="dxa" w:w="2381"/>
           </w:tcPr>
           <w:p>
             <w:r/>
@@ -611,6 +1373,7 @@
               <w:rPr>
                 <w:rFonts w:ascii="Calibri" w:hAnsi="Calibri" w:eastAsia="Calibri"/>
                 <w:b/>
+                <w:i w:val="0"/>
                 <w:sz w:val="20"/>
               </w:rPr>
               <w:t>Трансграничность</w:t>
@@ -619,7 +1382,7 @@
         </w:tc>
         <w:tc>
           <w:tcPr>
-            <w:tcW w:type="dxa" w:w="3175"/>
+            <w:tcW w:type="dxa" w:w="2381"/>
           </w:tcPr>
           <w:p>
             <w:r/>
@@ -627,6 +1390,7 @@
               <w:rPr>
                 <w:rFonts w:ascii="Calibri" w:hAnsi="Calibri" w:eastAsia="Calibri"/>
                 <w:b w:val="0"/>
+                <w:i w:val="0"/>
                 <w:sz w:val="20"/>
               </w:rPr>
               <w:t>Автоматическое взаимное признание QES/квалифицированных услуг внутри ЕС</w:t>
@@ -635,7 +1399,7 @@
         </w:tc>
         <w:tc>
           <w:tcPr>
-            <w:tcW w:type="dxa" w:w="3175"/>
+            <w:tcW w:type="dxa" w:w="2381"/>
           </w:tcPr>
           <w:p>
             <w:r/>
@@ -643,10 +1407,30 @@
               <w:rPr>
                 <w:rFonts w:ascii="Calibri" w:hAnsi="Calibri" w:eastAsia="Calibri"/>
                 <w:b w:val="0"/>
+                <w:i w:val="0"/>
                 <w:sz w:val="20"/>
               </w:rPr>
               <w:t>Ст. 7 63‑ФЗ, договоры сторон, ДТС ЕАЭС; 315‑ФЗ — УКЭП международных организаций</w:t>
             </w:r>
+          </w:p>
+        </w:tc>
+        <w:tc>
+          <w:tcPr>
+            <w:tcW w:type="dxa" w:w="2381"/>
+          </w:tcPr>
+          <w:p>
+            <w:r/>
+            <w:hyperlink r:id="rId12">
+              <w:r>
+                <w:rPr>
+                  <w:color w:val="0563C1"/>
+                  <w:u w:val="single"/>
+                  <w:sz w:val="18"/>
+                  <w:rFonts w:ascii="Calibri" w:hAnsi="Calibri"/>
+                </w:rPr>
+                <w:t xml:space="preserve">Ст. 7 63‑ФЗ — признание иностранных электронных подписей</w:t>
+              </w:r>
+            </w:hyperlink>
           </w:p>
         </w:tc>
       </w:tr>
@@ -660,6 +1444,7 @@
         <w:rPr>
           <w:rFonts w:ascii="Calibri" w:hAnsi="Calibri" w:eastAsia="Calibri"/>
           <w:b w:val="0"/>
+          <w:i w:val="0"/>
           <w:sz w:val="24"/>
         </w:rPr>
         <w:t>Сходство с РФ: трёхуровневая логика подписи (SES/AES/QES ≈ ПЭП/УНЭП/УКЭП); акцент на аккредитованных/квалифицированных поставщиках.</w:t>
@@ -673,6 +1458,7 @@
         <w:rPr>
           <w:rFonts w:ascii="Calibri" w:hAnsi="Calibri" w:eastAsia="Calibri"/>
           <w:b w:val="0"/>
+          <w:i w:val="0"/>
           <w:sz w:val="24"/>
         </w:rPr>
         <w:t>Отличие: в ЕС взаимное признание QES внутри Союза автоматическое; в РФ иностранные ЭП признаются точечно (ст. 7 63‑ФЗ, договоры, ДТС ЕАЭС).</w:t>
@@ -686,6 +1472,7 @@
         <w:rPr>
           <w:rFonts w:ascii="Calibri" w:hAnsi="Calibri" w:eastAsia="Calibri"/>
           <w:b w:val="0"/>
+          <w:i w:val="0"/>
           <w:sz w:val="24"/>
         </w:rPr>
         <w:t>Отличие: в ЕС нет универсального института «оператора ЭДО» как в российском B2B‑обмене счетами‑фактурами; форматы счетов (Peppol и др.) живут в отдельных актах.</w:t>
@@ -699,10 +1486,121 @@
         <w:rPr>
           <w:rFonts w:ascii="Calibri" w:hAnsi="Calibri" w:eastAsia="Calibri"/>
           <w:b w:val="0"/>
+          <w:i w:val="0"/>
           <w:sz w:val="24"/>
         </w:rPr>
         <w:t>eIDAS 2.0 ушёл дальше РФ в сторону кошелька идентичности и квалифицированного архива как самостоятельной услуги доверия.</w:t>
       </w:r>
+    </w:p>
+    <w:p>
+      <w:pPr>
+        <w:spacing w:before="0" w:after="200"/>
+      </w:pPr>
+      <w:r>
+        <w:rPr>
+          <w:rFonts w:ascii="Calibri" w:hAnsi="Calibri" w:eastAsia="Calibri"/>
+          <w:b w:val="0"/>
+          <w:i/>
+          <w:color w:val="535353"/>
+          <w:sz w:val="18"/>
+        </w:rPr>
+        <w:t xml:space="preserve">Проверить: </w:t>
+      </w:r>
+      <w:hyperlink r:id="rId9">
+        <w:r>
+          <w:rPr>
+            <w:color w:val="0563C1"/>
+            <w:u w:val="single"/>
+            <w:sz w:val="18"/>
+            <w:rFonts w:ascii="Calibri" w:hAnsi="Calibri"/>
+          </w:rPr>
+          <w:t xml:space="preserve">Регламент (EU) № 910/2014 (eIDAS)</w:t>
+        </w:r>
+      </w:hyperlink>
+      <w:r>
+        <w:rPr>
+          <w:rFonts w:ascii="Calibri" w:hAnsi="Calibri" w:eastAsia="Calibri"/>
+          <w:b w:val="0"/>
+          <w:i w:val="0"/>
+          <w:color w:val="535353"/>
+          <w:sz w:val="18"/>
+        </w:rPr>
+        <w:t xml:space="preserve">  ·  </w:t>
+      </w:r>
+      <w:hyperlink r:id="rId10">
+        <w:r>
+          <w:rPr>
+            <w:color w:val="0563C1"/>
+            <w:u w:val="single"/>
+            <w:sz w:val="18"/>
+            <w:rFonts w:ascii="Calibri" w:hAnsi="Calibri"/>
+          </w:rPr>
+          <w:t xml:space="preserve">Регламент (EU) 2024/1183 (eIDAS 2.0 / EUDI)</w:t>
+        </w:r>
+      </w:hyperlink>
+      <w:r>
+        <w:rPr>
+          <w:rFonts w:ascii="Calibri" w:hAnsi="Calibri" w:eastAsia="Calibri"/>
+          <w:b w:val="0"/>
+          <w:i w:val="0"/>
+          <w:color w:val="535353"/>
+          <w:sz w:val="18"/>
+        </w:rPr>
+        <w:t xml:space="preserve">  ·  </w:t>
+      </w:r>
+      <w:hyperlink r:id="rId11">
+        <w:r>
+          <w:rPr>
+            <w:color w:val="0563C1"/>
+            <w:u w:val="single"/>
+            <w:sz w:val="18"/>
+            <w:rFonts w:ascii="Calibri" w:hAnsi="Calibri"/>
+          </w:rPr>
+          <w:t xml:space="preserve">Сводка EUR‑Lex: European Digital Identity Framework</w:t>
+        </w:r>
+      </w:hyperlink>
+      <w:r>
+        <w:rPr>
+          <w:rFonts w:ascii="Calibri" w:hAnsi="Calibri" w:eastAsia="Calibri"/>
+          <w:b w:val="0"/>
+          <w:i w:val="0"/>
+          <w:color w:val="535353"/>
+          <w:sz w:val="18"/>
+        </w:rPr>
+        <w:t xml:space="preserve">  ·  </w:t>
+      </w:r>
+      <w:hyperlink r:id="rId12">
+        <w:r>
+          <w:rPr>
+            <w:color w:val="0563C1"/>
+            <w:u w:val="single"/>
+            <w:sz w:val="18"/>
+            <w:rFonts w:ascii="Calibri" w:hAnsi="Calibri"/>
+          </w:rPr>
+          <w:t xml:space="preserve">ФЗ от 06.04.2011 № 63‑ФЗ «Об электронной подписи»</w:t>
+        </w:r>
+      </w:hyperlink>
+      <w:r>
+        <w:rPr>
+          <w:rFonts w:ascii="Calibri" w:hAnsi="Calibri" w:eastAsia="Calibri"/>
+          <w:b w:val="0"/>
+          <w:i w:val="0"/>
+          <w:color w:val="535353"/>
+          <w:sz w:val="18"/>
+        </w:rPr>
+        <w:t xml:space="preserve">  ·  </w:t>
+      </w:r>
+      <w:hyperlink r:id="rId13">
+        <w:r>
+          <w:rPr>
+            <w:color w:val="0563C1"/>
+            <w:u w:val="single"/>
+            <w:sz w:val="18"/>
+            <w:rFonts w:ascii="Calibri" w:hAnsi="Calibri"/>
+          </w:rPr>
+          <w:t xml:space="preserve">ТК РФ, ст. 22.1–22.3 (кадровый ЭДО)</w:t>
+        </w:r>
+      </w:hyperlink>
     </w:p>
     <w:p>
       <w:pPr>
@@ -720,6 +1618,7 @@
         <w:rPr>
           <w:rFonts w:ascii="Calibri" w:hAnsi="Calibri" w:eastAsia="Calibri"/>
           <w:b w:val="0"/>
+          <w:i w:val="0"/>
           <w:sz w:val="24"/>
         </w:rPr>
         <w:t>Квалифицированное электронное архивирование и метка времени как самостоятельные услуги доверия — для судебной доказываемости целостности и даты.</w:t>
@@ -733,6 +1632,7 @@
         <w:rPr>
           <w:rFonts w:ascii="Calibri" w:hAnsi="Calibri" w:eastAsia="Calibri"/>
           <w:b w:val="0"/>
+          <w:i w:val="0"/>
           <w:sz w:val="24"/>
         </w:rPr>
         <w:t>Режим зарегистрированной электронной доставки юридически значимых сообщений (qualified registered electronic delivery) — особенно для споров «получено / не получено».</w:t>
@@ -746,6 +1646,7 @@
         <w:rPr>
           <w:rFonts w:ascii="Calibri" w:hAnsi="Calibri" w:eastAsia="Calibri"/>
           <w:b w:val="0"/>
+          <w:i w:val="0"/>
           <w:sz w:val="24"/>
         </w:rPr>
         <w:t>Электронный атрибут / аттестация полномочий (не только подпись, но и подтверждение роли подписанта) — близко к машиночитаемой доверенности, но шире.</w:t>
@@ -759,10 +1660,100 @@
         <w:rPr>
           <w:rFonts w:ascii="Calibri" w:hAnsi="Calibri" w:eastAsia="Calibri"/>
           <w:b w:val="0"/>
+          <w:i w:val="0"/>
           <w:sz w:val="24"/>
         </w:rPr>
         <w:t>Публичные trusted lists поставщиков — как ориентир прозрачности аккредитации УЦ.</w:t>
       </w:r>
+    </w:p>
+    <w:p>
+      <w:pPr>
+        <w:spacing w:before="0" w:after="200"/>
+      </w:pPr>
+      <w:r>
+        <w:rPr>
+          <w:rFonts w:ascii="Calibri" w:hAnsi="Calibri" w:eastAsia="Calibri"/>
+          <w:b w:val="0"/>
+          <w:i/>
+          <w:color w:val="535353"/>
+          <w:sz w:val="18"/>
+        </w:rPr>
+        <w:t xml:space="preserve">Проверить: </w:t>
+      </w:r>
+      <w:hyperlink r:id="rId9">
+        <w:r>
+          <w:rPr>
+            <w:color w:val="0563C1"/>
+            <w:u w:val="single"/>
+            <w:sz w:val="18"/>
+            <w:rFonts w:ascii="Calibri" w:hAnsi="Calibri"/>
+          </w:rPr>
+          <w:t xml:space="preserve">Регламент (EU) № 910/2014 (eIDAS)</w:t>
+        </w:r>
+      </w:hyperlink>
+      <w:r>
+        <w:rPr>
+          <w:rFonts w:ascii="Calibri" w:hAnsi="Calibri" w:eastAsia="Calibri"/>
+          <w:b w:val="0"/>
+          <w:i w:val="0"/>
+          <w:color w:val="535353"/>
+          <w:sz w:val="18"/>
+        </w:rPr>
+        <w:t xml:space="preserve">  ·  </w:t>
+      </w:r>
+      <w:hyperlink r:id="rId10">
+        <w:r>
+          <w:rPr>
+            <w:color w:val="0563C1"/>
+            <w:u w:val="single"/>
+            <w:sz w:val="18"/>
+            <w:rFonts w:ascii="Calibri" w:hAnsi="Calibri"/>
+          </w:rPr>
+          <w:t xml:space="preserve">Регламент (EU) 2024/1183 (eIDAS 2.0 / EUDI)</w:t>
+        </w:r>
+      </w:hyperlink>
+      <w:r>
+        <w:rPr>
+          <w:rFonts w:ascii="Calibri" w:hAnsi="Calibri" w:eastAsia="Calibri"/>
+          <w:b w:val="0"/>
+          <w:i w:val="0"/>
+          <w:color w:val="535353"/>
+          <w:sz w:val="18"/>
+        </w:rPr>
+        <w:t xml:space="preserve">  ·  </w:t>
+      </w:r>
+      <w:hyperlink r:id="rId11">
+        <w:r>
+          <w:rPr>
+            <w:color w:val="0563C1"/>
+            <w:u w:val="single"/>
+            <w:sz w:val="18"/>
+            <w:rFonts w:ascii="Calibri" w:hAnsi="Calibri"/>
+          </w:rPr>
+          <w:t xml:space="preserve">Сводка EUR‑Lex: European Digital Identity Framework</w:t>
+        </w:r>
+      </w:hyperlink>
+      <w:r>
+        <w:rPr>
+          <w:rFonts w:ascii="Calibri" w:hAnsi="Calibri" w:eastAsia="Calibri"/>
+          <w:b w:val="0"/>
+          <w:i w:val="0"/>
+          <w:color w:val="535353"/>
+          <w:sz w:val="18"/>
+        </w:rPr>
+        <w:t xml:space="preserve">  ·  </w:t>
+      </w:r>
+      <w:hyperlink r:id="rId13">
+        <w:r>
+          <w:rPr>
+            <w:color w:val="0563C1"/>
+            <w:u w:val="single"/>
+            <w:sz w:val="18"/>
+            <w:rFonts w:ascii="Calibri" w:hAnsi="Calibri"/>
+          </w:rPr>
+          <w:t xml:space="preserve">ТК РФ, ст. 22.1–22.3 (кадровый ЭДО)</w:t>
+        </w:r>
+      </w:hyperlink>
     </w:p>
     <w:p>
       <w:pPr>
@@ -780,6 +1771,7 @@
         <w:rPr>
           <w:rFonts w:ascii="Calibri" w:hAnsi="Calibri" w:eastAsia="Calibri"/>
           <w:b w:val="0"/>
+          <w:i w:val="0"/>
           <w:sz w:val="24"/>
         </w:rPr>
         <w:t>Механически переносить всю надзорную машину QTSP поверх уже существующей аккредитации УЦ — риск двойного регулирования и роста стоимости.</w:t>
@@ -793,6 +1785,7 @@
         <w:rPr>
           <w:rFonts w:ascii="Calibri" w:hAnsi="Calibri" w:eastAsia="Calibri"/>
           <w:b w:val="0"/>
+          <w:i w:val="0"/>
           <w:sz w:val="24"/>
         </w:rPr>
         <w:t>Вводить обязательный «кошелёк идентичности» до готовности инфраструктуры и правил согласия.</w:t>
@@ -806,10 +1799,79 @@
         <w:rPr>
           <w:rFonts w:ascii="Calibri" w:hAnsi="Calibri" w:eastAsia="Calibri"/>
           <w:b w:val="0"/>
+          <w:i w:val="0"/>
           <w:sz w:val="24"/>
         </w:rPr>
         <w:t>Делать QES/УКЭП обязательной для всех документов: в ЕС простая и усиленная подписи законны, QES нужна там, где закон требует собственноручную.</w:t>
       </w:r>
+    </w:p>
+    <w:p>
+      <w:pPr>
+        <w:spacing w:before="0" w:after="200"/>
+      </w:pPr>
+      <w:r>
+        <w:rPr>
+          <w:rFonts w:ascii="Calibri" w:hAnsi="Calibri" w:eastAsia="Calibri"/>
+          <w:b w:val="0"/>
+          <w:i/>
+          <w:color w:val="535353"/>
+          <w:sz w:val="18"/>
+        </w:rPr>
+        <w:t xml:space="preserve">Проверить: </w:t>
+      </w:r>
+      <w:hyperlink r:id="rId9">
+        <w:r>
+          <w:rPr>
+            <w:color w:val="0563C1"/>
+            <w:u w:val="single"/>
+            <w:sz w:val="18"/>
+            <w:rFonts w:ascii="Calibri" w:hAnsi="Calibri"/>
+          </w:rPr>
+          <w:t xml:space="preserve">Регламент (EU) № 910/2014 (eIDAS)</w:t>
+        </w:r>
+      </w:hyperlink>
+      <w:r>
+        <w:rPr>
+          <w:rFonts w:ascii="Calibri" w:hAnsi="Calibri" w:eastAsia="Calibri"/>
+          <w:b w:val="0"/>
+          <w:i w:val="0"/>
+          <w:color w:val="535353"/>
+          <w:sz w:val="18"/>
+        </w:rPr>
+        <w:t xml:space="preserve">  ·  </w:t>
+      </w:r>
+      <w:hyperlink r:id="rId10">
+        <w:r>
+          <w:rPr>
+            <w:color w:val="0563C1"/>
+            <w:u w:val="single"/>
+            <w:sz w:val="18"/>
+            <w:rFonts w:ascii="Calibri" w:hAnsi="Calibri"/>
+          </w:rPr>
+          <w:t xml:space="preserve">Регламент (EU) 2024/1183 (eIDAS 2.0 / EUDI)</w:t>
+        </w:r>
+      </w:hyperlink>
+      <w:r>
+        <w:rPr>
+          <w:rFonts w:ascii="Calibri" w:hAnsi="Calibri" w:eastAsia="Calibri"/>
+          <w:b w:val="0"/>
+          <w:i w:val="0"/>
+          <w:color w:val="535353"/>
+          <w:sz w:val="18"/>
+        </w:rPr>
+        <w:t xml:space="preserve">  ·  </w:t>
+      </w:r>
+      <w:hyperlink r:id="rId11">
+        <w:r>
+          <w:rPr>
+            <w:color w:val="0563C1"/>
+            <w:u w:val="single"/>
+            <w:sz w:val="18"/>
+            <w:rFonts w:ascii="Calibri" w:hAnsi="Calibri"/>
+          </w:rPr>
+          <w:t xml:space="preserve">Сводка EUR‑Lex: European Digital Identity Framework</w:t>
+        </w:r>
+      </w:hyperlink>
     </w:p>
     <w:p>
       <w:pPr>
@@ -827,11 +1889,12 @@
         <w:rPr>
           <w:rFonts w:ascii="Calibri" w:hAnsi="Calibri" w:eastAsia="Calibri"/>
           <w:b w:val="0"/>
+          <w:i w:val="0"/>
           <w:sz w:val="22"/>
         </w:rPr>
         <w:t xml:space="preserve">Регламент (EU) № 910/2014 (eIDAS): </w:t>
       </w:r>
-      <w:hyperlink r:id="rId13">
+      <w:hyperlink r:id="rId9">
         <w:r>
           <w:rPr>
             <w:color w:val="0563C1"/>
@@ -851,11 +1914,12 @@
         <w:rPr>
           <w:rFonts w:ascii="Calibri" w:hAnsi="Calibri" w:eastAsia="Calibri"/>
           <w:b w:val="0"/>
+          <w:i w:val="0"/>
           <w:sz w:val="22"/>
         </w:rPr>
         <w:t xml:space="preserve">Регламент (EU) 2024/1183 (eIDAS 2.0 / EUDI): </w:t>
       </w:r>
-      <w:hyperlink r:id="rId14">
+      <w:hyperlink r:id="rId10">
         <w:r>
           <w:rPr>
             <w:color w:val="0563C1"/>
@@ -875,11 +1939,12 @@
         <w:rPr>
           <w:rFonts w:ascii="Calibri" w:hAnsi="Calibri" w:eastAsia="Calibri"/>
           <w:b w:val="0"/>
+          <w:i w:val="0"/>
           <w:sz w:val="22"/>
         </w:rPr>
         <w:t xml:space="preserve">Сводка EUR‑Lex: European Digital Identity Framework: </w:t>
       </w:r>
-      <w:hyperlink r:id="rId15">
+      <w:hyperlink r:id="rId11">
         <w:r>
           <w:rPr>
             <w:color w:val="0563C1"/>
